--- a/resources/templates/tpl_er_result_report.docx
+++ b/resources/templates/tpl_er_result_report.docx
@@ -46,7 +46,7 @@
           <w:highlight w:val="none"/>
           <w:lang w:val="en-US" w:eastAsia="zh-CN" w:bidi="ar-SA"/>
         </w:rPr>
-        <w:t>****</w:t>
+        <w:t>{content}</w:t>
       </w:r>
       <w:r>
         <w:rPr>
@@ -99,7 +99,7 @@
           <w:highlight w:val="none"/>
           <w:lang w:val="en-US" w:eastAsia="zh-CN" w:bidi="ar-SA"/>
         </w:rPr>
-        <w:t>****</w:t>
+        <w:t>{content}</w:t>
       </w:r>
       <w:r>
         <w:rPr>
@@ -232,7 +232,7 @@
           <w:highlight w:val="none"/>
           <w:lang w:val="en-US" w:eastAsia="zh-CN" w:bidi="ar-SA"/>
         </w:rPr>
-        <w:t>*审</w:t>
+        <w:t>{val}审</w:t>
       </w:r>
       <w:r>
         <w:rPr>
@@ -258,7 +258,7 @@
           <w:highlight w:val="none"/>
           <w:lang w:val="en-US" w:eastAsia="zh-CN" w:bidi="ar-SA"/>
         </w:rPr>
-        <w:t>办经责结报〔20**〕**号</w:t>
+        <w:t>办经责结报〔20{val}〕{val}号</w:t>
       </w:r>
     </w:p>
     <w:p>
@@ -730,7 +730,7 @@
           <w:sz w:val="32"/>
           <w:szCs w:val="32"/>
         </w:rPr>
-        <w:t>****</w:t>
+        <w:t>{content}</w:t>
       </w:r>
       <w:r>
         <w:rPr>
@@ -753,7 +753,7 @@
           <w:sz w:val="32"/>
           <w:szCs w:val="32"/>
         </w:rPr>
-        <w:t>，****</w:t>
+        <w:t>，{text}</w:t>
       </w:r>
       <w:r>
         <w:rPr>
@@ -776,7 +776,7 @@
           <w:sz w:val="32"/>
           <w:szCs w:val="32"/>
         </w:rPr>
-        <w:t>****</w:t>
+        <w:t>{content}</w:t>
       </w:r>
       <w:r>
         <w:rPr>
@@ -824,7 +824,7 @@
           <w:sz w:val="32"/>
           <w:szCs w:val="32"/>
         </w:rPr>
-        <w:t>****年**月至**月对</w:t>
+        <w:t>{text}年{val}月至{val}月对</w:t>
       </w:r>
       <w:r>
         <w:rPr>
@@ -839,32 +839,32 @@
           <w:sz w:val="32"/>
           <w:lang w:val="en-US" w:eastAsia="zh-CN" w:bidi="ar-SA"/>
         </w:rPr>
-        <w:t>***</w:t>
-      </w:r>
-      <w:r>
-        <w:rPr>
-          <w:rFonts w:hint="default" w:ascii="Times New Roman" w:hAnsi="Times New Roman" w:eastAsia="仿宋_GB2312" w:cs="Times New Roman"/>
-          <w:i/>
-          <w:iCs/>
-          <w:snapToGrid/>
-          <w:color w:val="auto"/>
-          <w:kern w:val="2"/>
-          <w:sz w:val="32"/>
-          <w:szCs w:val="32"/>
-        </w:rPr>
-        <w:t>同志****年**月至****年**月任</w:t>
-      </w:r>
-      <w:r>
-        <w:rPr>
-          <w:rFonts w:hint="default" w:ascii="Times New Roman" w:hAnsi="Times New Roman" w:eastAsia="仿宋_GB2312" w:cs="Times New Roman"/>
-          <w:snapToGrid/>
-          <w:color w:val="auto"/>
-          <w:kern w:val="2"/>
-          <w:sz w:val="32"/>
-          <w:szCs w:val="32"/>
-          <w:lang w:val="en-US" w:eastAsia="zh-CN"/>
-        </w:rPr>
-        <w:t>***</w:t>
+        <w:t>{val}</w:t>
+      </w:r>
+      <w:r>
+        <w:rPr>
+          <w:rFonts w:hint="default" w:ascii="Times New Roman" w:hAnsi="Times New Roman" w:eastAsia="仿宋_GB2312" w:cs="Times New Roman"/>
+          <w:i/>
+          <w:iCs/>
+          <w:snapToGrid/>
+          <w:color w:val="auto"/>
+          <w:kern w:val="2"/>
+          <w:sz w:val="32"/>
+          <w:szCs w:val="32"/>
+        </w:rPr>
+        <w:t>同志{text}年{val}月至{text}年{val}月任</w:t>
+      </w:r>
+      <w:r>
+        <w:rPr>
+          <w:rFonts w:hint="default" w:ascii="Times New Roman" w:hAnsi="Times New Roman" w:eastAsia="仿宋_GB2312" w:cs="Times New Roman"/>
+          <w:snapToGrid/>
+          <w:color w:val="auto"/>
+          <w:kern w:val="2"/>
+          <w:sz w:val="32"/>
+          <w:szCs w:val="32"/>
+          <w:lang w:val="en-US" w:eastAsia="zh-CN"/>
+        </w:rPr>
+        <w:t>{val}</w:t>
       </w:r>
       <w:r>
         <w:rPr>
@@ -903,7 +903,7 @@
           <w:szCs w:val="32"/>
           <w:lang w:val="en-US" w:eastAsia="zh-CN"/>
         </w:rPr>
-        <w:t>***</w:t>
+        <w:t>{val}</w:t>
       </w:r>
       <w:r>
         <w:rPr>
@@ -955,19 +955,19 @@
           <w:sz w:val="32"/>
           <w:szCs w:val="32"/>
         </w:rPr>
-        <w:t>***同志****年**月至****年**月任</w:t>
-      </w:r>
-      <w:r>
-        <w:rPr>
-          <w:rFonts w:hint="default" w:ascii="Times New Roman" w:hAnsi="Times New Roman" w:eastAsia="仿宋_GB2312" w:cs="Times New Roman"/>
-          <w:snapToGrid/>
-          <w:color w:val="auto"/>
-          <w:kern w:val="2"/>
-          <w:sz w:val="32"/>
-          <w:szCs w:val="32"/>
-          <w:lang w:val="en-US" w:eastAsia="zh-CN"/>
-        </w:rPr>
-        <w:t>***</w:t>
+        <w:t>{name}同志{text}年{val}月至{text}年{val}月任</w:t>
+      </w:r>
+      <w:r>
+        <w:rPr>
+          <w:rFonts w:hint="default" w:ascii="Times New Roman" w:hAnsi="Times New Roman" w:eastAsia="仿宋_GB2312" w:cs="Times New Roman"/>
+          <w:snapToGrid/>
+          <w:color w:val="auto"/>
+          <w:kern w:val="2"/>
+          <w:sz w:val="32"/>
+          <w:szCs w:val="32"/>
+          <w:lang w:val="en-US" w:eastAsia="zh-CN"/>
+        </w:rPr>
+        <w:t>{val}</w:t>
       </w:r>
       <w:r>
         <w:rPr>
@@ -1006,7 +1006,7 @@
           <w:szCs w:val="32"/>
           <w:lang w:val="en-US" w:eastAsia="zh-CN"/>
         </w:rPr>
-        <w:t>***</w:t>
+        <w:t>{val}</w:t>
       </w:r>
       <w:r>
         <w:rPr>
@@ -1057,7 +1057,7 @@
           <w:sz w:val="32"/>
           <w:szCs w:val="32"/>
         </w:rPr>
-        <w:t>***同志任职期间负责***工作，具体分管****工作</w:t>
+        <w:t>{name}同志任职期间负责{name}工作，具体分管{text}工作</w:t>
       </w:r>
       <w:r>
         <w:rPr>
@@ -1080,7 +1080,7 @@
           <w:sz w:val="32"/>
           <w:szCs w:val="32"/>
         </w:rPr>
-        <w:t>***同志任职期间负责***工作，具体分管****工作。现将审计结果报告如下：</w:t>
+        <w:t>{name}同志任职期间负责{name}工作，具体分管{text}工作。现将审计结果报告如下：</w:t>
       </w:r>
     </w:p>
     <w:p>
@@ -1176,7 +1176,7 @@
           <w:sz w:val="32"/>
           <w:szCs w:val="32"/>
         </w:rPr>
-        <w:t>***同志</w:t>
+        <w:t>{name}同志</w:t>
       </w:r>
       <w:r>
         <w:rPr>
@@ -1202,7 +1202,7 @@
           <w:szCs w:val="32"/>
           <w:lang w:val="en-US" w:eastAsia="zh-CN"/>
         </w:rPr>
-        <w:t>***同志</w:t>
+        <w:t>{name}同志</w:t>
       </w:r>
       <w:r>
         <w:rPr>
@@ -1282,7 +1282,7 @@
           <w:sz w:val="32"/>
           <w:szCs w:val="32"/>
         </w:rPr>
-        <w:t>（一）********************************</w:t>
+        <w:t>（一）{content}</w:t>
       </w:r>
       <w:r>
         <w:rPr>
@@ -1340,7 +1340,7 @@
           <w:sz w:val="32"/>
           <w:szCs w:val="32"/>
         </w:rPr>
-        <w:t>（二）********************************</w:t>
+        <w:t>（二）{content}</w:t>
       </w:r>
       <w:r>
         <w:rPr>
@@ -1398,7 +1398,7 @@
           <w:sz w:val="32"/>
           <w:szCs w:val="32"/>
         </w:rPr>
-        <w:t>（三）********************************</w:t>
+        <w:t>（三）{content}</w:t>
       </w:r>
       <w:r>
         <w:rPr>
@@ -1505,7 +1505,7 @@
           <w:sz w:val="32"/>
           <w:szCs w:val="32"/>
         </w:rPr>
-        <w:t>***</w:t>
+        <w:t>{val}</w:t>
       </w:r>
       <w:r>
         <w:rPr>
@@ -1533,7 +1533,7 @@
           <w:sz w:val="32"/>
           <w:szCs w:val="32"/>
         </w:rPr>
-        <w:t>***</w:t>
+        <w:t>{val}</w:t>
       </w:r>
       <w:r>
         <w:rPr>
@@ -1561,7 +1561,7 @@
           <w:sz w:val="32"/>
           <w:szCs w:val="32"/>
         </w:rPr>
-        <w:t>******</w:t>
+        <w:t>{content}</w:t>
       </w:r>
       <w:r>
         <w:rPr>
@@ -1589,7 +1589,7 @@
           <w:sz w:val="32"/>
           <w:szCs w:val="32"/>
         </w:rPr>
-        <w:t>******</w:t>
+        <w:t>{content}</w:t>
       </w:r>
       <w:r>
         <w:rPr>
@@ -1615,7 +1615,7 @@
           <w:sz w:val="32"/>
           <w:szCs w:val="32"/>
         </w:rPr>
-        <w:t>******</w:t>
+        <w:t>{content}</w:t>
       </w:r>
       <w:r>
         <w:rPr>
@@ -1778,7 +1778,7 @@
           <w:sz w:val="32"/>
           <w:szCs w:val="32"/>
         </w:rPr>
-        <w:t>***</w:t>
+        <w:t>{val}</w:t>
       </w:r>
       <w:r>
         <w:rPr>
@@ -1806,7 +1806,7 @@
           <w:sz w:val="32"/>
           <w:szCs w:val="32"/>
         </w:rPr>
-        <w:t>***</w:t>
+        <w:t>{val}</w:t>
       </w:r>
       <w:r>
         <w:rPr>
@@ -2001,7 +2001,7 @@
           <w:sz w:val="32"/>
           <w:szCs w:val="32"/>
         </w:rPr>
-        <w:t>***</w:t>
+        <w:t>{val}</w:t>
       </w:r>
       <w:r>
         <w:rPr>
@@ -2029,7 +2029,7 @@
           <w:sz w:val="32"/>
           <w:szCs w:val="32"/>
         </w:rPr>
-        <w:t>***</w:t>
+        <w:t>{val}</w:t>
       </w:r>
       <w:r>
         <w:rPr>
@@ -2285,7 +2285,7 @@
           <w:szCs w:val="32"/>
           <w:lang w:val="en-US" w:eastAsia="zh-CN"/>
         </w:rPr>
-        <w:t>****************************************。</w:t>
+        <w:t>{content}。</w:t>
       </w:r>
     </w:p>
     <w:p>
@@ -2350,7 +2350,7 @@
           <w:szCs w:val="32"/>
           <w:lang w:val="en-US" w:eastAsia="zh-CN"/>
         </w:rPr>
-        <w:t>****************************************。</w:t>
+        <w:t>{content}。</w:t>
       </w:r>
     </w:p>
     <w:p>
@@ -2415,7 +2415,7 @@
           <w:szCs w:val="32"/>
           <w:lang w:val="en-US" w:eastAsia="zh-CN"/>
         </w:rPr>
-        <w:t>****************************************。</w:t>
+        <w:t>{content}。</w:t>
       </w:r>
     </w:p>
     <w:p>
@@ -2556,7 +2556,7 @@
           <w:sz w:val="32"/>
           <w:szCs w:val="32"/>
         </w:rPr>
-        <w:t>问题，***同志</w:t>
+        <w:t>问题，{name}同志</w:t>
       </w:r>
       <w:r>
         <w:rPr>
@@ -2612,7 +2612,7 @@
           <w:sz w:val="32"/>
           <w:szCs w:val="32"/>
         </w:rPr>
-        <w:t>负有**责任</w:t>
+        <w:t>负有{val}责任</w:t>
       </w:r>
       <w:r>
         <w:rPr>
@@ -2669,20 +2669,20 @@
           <w:sz w:val="32"/>
           <w:szCs w:val="32"/>
         </w:rPr>
-        <w:t>问题，***同志负有</w:t>
-      </w:r>
-      <w:r>
-        <w:rPr>
-          <w:rFonts w:hint="default" w:ascii="Times New Roman" w:hAnsi="Times New Roman" w:eastAsia="仿宋_GB2312" w:cs="Times New Roman"/>
-          <w:i/>
-          <w:iCs/>
-          <w:snapToGrid/>
-          <w:color w:val="auto"/>
-          <w:kern w:val="2"/>
-          <w:sz w:val="32"/>
-          <w:szCs w:val="32"/>
-        </w:rPr>
-        <w:t>**</w:t>
+        <w:t>问题，{name}同志负有</w:t>
+      </w:r>
+      <w:r>
+        <w:rPr>
+          <w:rFonts w:hint="default" w:ascii="Times New Roman" w:hAnsi="Times New Roman" w:eastAsia="仿宋_GB2312" w:cs="Times New Roman"/>
+          <w:i/>
+          <w:iCs/>
+          <w:snapToGrid/>
+          <w:color w:val="auto"/>
+          <w:kern w:val="2"/>
+          <w:sz w:val="32"/>
+          <w:szCs w:val="32"/>
+        </w:rPr>
+        <w:t>{val}</w:t>
       </w:r>
       <w:r>
         <w:rPr>
@@ -2790,7 +2790,7 @@
           <w:szCs w:val="32"/>
           <w:lang w:val="en-US" w:eastAsia="zh-CN"/>
         </w:rPr>
-        <w:t>（二）***********************</w:t>
+        <w:t>（二）{content}</w:t>
       </w:r>
       <w:r>
         <w:rPr>
@@ -2978,7 +2978,7 @@
           <w:szCs w:val="32"/>
           <w:lang w:val="en-US" w:eastAsia="zh-CN"/>
         </w:rPr>
-        <w:t>***********************************。</w:t>
+        <w:t>{content}。</w:t>
       </w:r>
     </w:p>
     <w:p>
@@ -3027,7 +3027,7 @@
           <w:szCs w:val="32"/>
           <w:lang w:val="en-US" w:eastAsia="zh-CN"/>
         </w:rPr>
-        <w:t>（三）***********************方面。</w:t>
+        <w:t>（三）{content}方面。</w:t>
       </w:r>
     </w:p>
     <w:p>
@@ -3076,7 +3076,7 @@
           <w:szCs w:val="32"/>
           <w:lang w:val="en-US" w:eastAsia="zh-CN"/>
         </w:rPr>
-        <w:t>************************************。</w:t>
+        <w:t>{content}。</w:t>
       </w:r>
     </w:p>
     <w:p>
@@ -3125,7 +3125,7 @@
           <w:szCs w:val="32"/>
           <w:lang w:val="en-US" w:eastAsia="zh-CN"/>
         </w:rPr>
-        <w:t>（四）***********************方面。</w:t>
+        <w:t>（四）{content}方面。</w:t>
       </w:r>
     </w:p>
     <w:p>
@@ -3174,7 +3174,7 @@
           <w:szCs w:val="32"/>
           <w:lang w:val="en-US" w:eastAsia="zh-CN"/>
         </w:rPr>
-        <w:t>************************************。</w:t>
+        <w:t>{content}。</w:t>
       </w:r>
     </w:p>
     <w:p>
@@ -3272,7 +3272,7 @@
           <w:szCs w:val="32"/>
           <w:lang w:val="en-US" w:eastAsia="zh-CN"/>
         </w:rPr>
-        <w:t>************************************。</w:t>
+        <w:t>{content}。</w:t>
       </w:r>
     </w:p>
     <w:p>
@@ -3370,7 +3370,7 @@
           <w:szCs w:val="32"/>
           <w:lang w:val="en-US" w:eastAsia="zh-CN"/>
         </w:rPr>
-        <w:t>***********************************。</w:t>
+        <w:t>{content}。</w:t>
       </w:r>
     </w:p>
     <w:p>
@@ -3564,7 +3564,7 @@
           <w:sz w:val="32"/>
           <w:szCs w:val="32"/>
         </w:rPr>
-        <w:t>（**</w:t>
+        <w:t>（{val}</w:t>
       </w:r>
       <w:r>
         <w:rPr>
@@ -3758,7 +3758,7 @@
           <w:sz w:val="32"/>
           <w:szCs w:val="32"/>
         </w:rPr>
-        <w:t xml:space="preserve">      ****年**月**日</w:t>
+        <w:t xml:space="preserve">      {text}年{val}月{val}日</w:t>
       </w:r>
       <w:r>
         <w:rPr>
@@ -4332,7 +4332,7 @@
           <w:sz w:val="28"/>
           <w:szCs w:val="28"/>
         </w:rPr>
-        <w:t>*********</w:t>
+        <w:t>{content}</w:t>
       </w:r>
     </w:p>
     <w:p>
@@ -4435,7 +4435,7 @@
           <w:sz w:val="28"/>
           <w:szCs w:val="28"/>
         </w:rPr>
-        <w:t xml:space="preserve">****年**月**日印发  </w:t>
+        <w:t xml:space="preserve">{text}年{val}月{val}日印发  </w:t>
       </w:r>
     </w:p>
     <w:p/>
